--- a/CÔNG TY KỸ THUẬT SÁNG NĂNG/KythuatSangNang_GiaiThe/Uyquyen.docx
+++ b/CÔNG TY KỸ THUẬT SÁNG NĂNG/KythuatSangNang_GiaiThe/Uyquyen.docx
@@ -530,7 +530,7 @@
           <w:szCs w:val="24"/>
           <w:lang w:eastAsia="zh-CN"/>
         </w:rPr>
-        <w:t>0329683044</w:t>
+        <w:t>0979191369</w:t>
       </w:r>
     </w:p>
     <w:p>
@@ -564,7 +564,19 @@
           <w:szCs w:val="24"/>
           <w:lang w:eastAsia="zh-CN"/>
         </w:rPr>
-        <w:t>huyen020683@gmail.com</w:t>
+        <w:t>congtykythuatsangnang</w:t>
+      </w:r>
+      <w:bookmarkStart w:id="0" w:name="_GoBack"/>
+      <w:bookmarkEnd w:id="0"/>
+      <w:r>
+        <w:rPr>
+          <w:rFonts w:ascii="Times New Roman" w:hAnsi="Times New Roman" w:cs="Times New Roman"/>
+          <w:color w:val="000000"/>
+          <w:sz w:val="24"/>
+          <w:szCs w:val="24"/>
+          <w:lang w:eastAsia="zh-CN"/>
+        </w:rPr>
+        <w:t>@gmail.com</w:t>
       </w:r>
     </w:p>
     <w:p>
@@ -1104,8 +1116,6 @@
         </w:rPr>
         <w:t>3</w:t>
       </w:r>
-      <w:bookmarkStart w:id="0" w:name="_GoBack"/>
-      <w:bookmarkEnd w:id="0"/>
       <w:r>
         <w:rPr>
           <w:rFonts w:ascii="Times New Roman" w:hAnsi="Times New Roman" w:cs="Times New Roman"/>
